--- a/report/user-guide.docx
+++ b/report/user-guide.docx
@@ -27,7 +27,7 @@
         <w:t xml:space="preserve">Assignment </w:t>
       </w:r>
       <w:r>
-        <w:t>2</w:t>
+        <w:t>3</w:t>
       </w:r>
     </w:p>
     <w:p>
@@ -55,7 +55,11 @@
     </w:p>
     <w:p>
       <w:r>
-        <w:t>Feb 8</w:t>
+        <w:t xml:space="preserve">Feb </w:t>
+      </w:r>
+      <w:proofErr w:type="gramStart"/>
+      <w:r>
+        <w:t>22</w:t>
       </w:r>
       <w:r>
         <w:rPr>
@@ -63,11 +67,10 @@
         </w:rPr>
         <w:t>th</w:t>
       </w:r>
-      <w:proofErr w:type="gramStart"/>
+      <w:proofErr w:type="gramEnd"/>
       <w:r>
         <w:t xml:space="preserve"> 2025</w:t>
       </w:r>
-      <w:proofErr w:type="gramEnd"/>
     </w:p>
     <w:p>
       <w:r>
@@ -153,24 +156,24 @@
           <w:sz w:val="24"/>
           <w:szCs w:val="24"/>
         </w:rPr>
-        <w:t xml:space="preserve">git </w:t>
-      </w:r>
+        <w:t xml:space="preserve">git checkout </w:t>
+      </w:r>
+      <w:proofErr w:type="spellStart"/>
       <w:r>
         <w:rPr>
           <w:rFonts w:ascii="Courier New" w:eastAsia="Courier New" w:hAnsi="Courier New" w:cs="Courier New"/>
           <w:sz w:val="24"/>
           <w:szCs w:val="24"/>
         </w:rPr>
-        <w:t xml:space="preserve">checkout </w:t>
-      </w:r>
-      <w:proofErr w:type="spellStart"/>
+        <w:t>NetworkSockets</w:t>
+      </w:r>
       <w:r>
         <w:rPr>
           <w:rFonts w:ascii="Courier New" w:eastAsia="Courier New" w:hAnsi="Courier New" w:cs="Courier New"/>
           <w:sz w:val="24"/>
           <w:szCs w:val="24"/>
         </w:rPr>
-        <w:t>NetworkSockets</w:t>
+        <w:t>MultiClient</w:t>
       </w:r>
       <w:proofErr w:type="spellEnd"/>
     </w:p>
